--- a/智能协同云图库前端.docx
+++ b/智能协同云图库前端.docx
@@ -41,7 +41,7 @@
                     <pic:cNvPicPr/>
                   </pic:nvPicPr>
                   <pic:blipFill>
-                    <a:blip r:embed="rId4"/>
+                    <a:blip r:embed="rId6"/>
                     <a:stretch>
                       <a:fillRect/>
                     </a:stretch>
@@ -66,9 +66,910 @@
     <w:p>
       <w:pPr>
         <w:rPr>
+          <w:b/>
+          <w:bCs/>
+          <w:color w:val="EE0000"/>
+        </w:rPr>
+      </w:pPr>
+      <w:r>
+        <w:rPr>
+          <w:b/>
+          <w:bCs/>
+          <w:color w:val="EE0000"/>
+        </w:rPr>
+        <w:t>OpenAPI to TypeScript Generator (OpenAPI TypeScript 生成器)</w:t>
+      </w:r>
+    </w:p>
+    <w:p/>
+    <w:p>
+      <w:r>
+        <w:t>https://www.npmjs.com/package/@umijs/openapi</w:t>
+      </w:r>
+    </w:p>
+    <w:p/>
+    <w:p>
+      <w:pPr>
+        <w:rPr>
+          <w:b/>
+          <w:bCs/>
+          <w:color w:val="EE0000"/>
+        </w:rPr>
+      </w:pPr>
+    </w:p>
+    <w:p>
+      <w:pPr>
+        <w:rPr>
+          <w:b/>
+          <w:bCs/>
+          <w:color w:val="EE0000"/>
+        </w:rPr>
+      </w:pPr>
+      <w:r>
+        <w:rPr>
           <w:rFonts w:hint="eastAsia"/>
-        </w:rPr>
-      </w:pPr>
+          <w:b/>
+          <w:bCs/>
+          <w:color w:val="EE0000"/>
+        </w:rPr>
+        <w:t>前端</w:t>
+      </w:r>
+      <w:r>
+        <w:rPr>
+          <w:b/>
+          <w:bCs/>
+          <w:color w:val="EE0000"/>
+        </w:rPr>
+        <w:t>==和===</w:t>
+      </w:r>
+    </w:p>
+    <w:p/>
+    <w:p>
+      <w:r>
+        <w:rPr>
+          <w:noProof/>
+        </w:rPr>
+        <w:drawing>
+          <wp:inline distT="0" distB="0" distL="0" distR="0" wp14:anchorId="50472F0F" wp14:editId="3ED4AC43">
+            <wp:extent cx="2400300" cy="1741994"/>
+            <wp:effectExtent l="0" t="0" r="0" b="0"/>
+            <wp:docPr id="132867691" name="图片 1"/>
+            <wp:cNvGraphicFramePr>
+              <a:graphicFrameLocks xmlns:a="http://schemas.openxmlformats.org/drawingml/2006/main" noChangeAspect="1"/>
+            </wp:cNvGraphicFramePr>
+            <a:graphic xmlns:a="http://schemas.openxmlformats.org/drawingml/2006/main">
+              <a:graphicData uri="http://schemas.openxmlformats.org/drawingml/2006/picture">
+                <pic:pic xmlns:pic="http://schemas.openxmlformats.org/drawingml/2006/picture">
+                  <pic:nvPicPr>
+                    <pic:cNvPr id="0" name="Picture 1"/>
+                    <pic:cNvPicPr>
+                      <a:picLocks noChangeAspect="1" noChangeArrowheads="1"/>
+                    </pic:cNvPicPr>
+                  </pic:nvPicPr>
+                  <pic:blipFill>
+                    <a:blip r:embed="rId7" cstate="print">
+                      <a:extLst>
+                        <a:ext uri="{28A0092B-C50C-407E-A947-70E740481C1C}">
+                          <a14:useLocalDpi xmlns:a14="http://schemas.microsoft.com/office/drawing/2010/main" val="0"/>
+                        </a:ext>
+                      </a:extLst>
+                    </a:blip>
+                    <a:srcRect/>
+                    <a:stretch>
+                      <a:fillRect/>
+                    </a:stretch>
+                  </pic:blipFill>
+                  <pic:spPr bwMode="auto">
+                    <a:xfrm>
+                      <a:off x="0" y="0"/>
+                      <a:ext cx="2404179" cy="1744809"/>
+                    </a:xfrm>
+                    <a:prstGeom prst="rect">
+                      <a:avLst/>
+                    </a:prstGeom>
+                    <a:noFill/>
+                    <a:ln>
+                      <a:noFill/>
+                    </a:ln>
+                  </pic:spPr>
+                </pic:pic>
+              </a:graphicData>
+            </a:graphic>
+          </wp:inline>
+        </w:drawing>
+      </w:r>
+    </w:p>
+    <w:p/>
+    <w:p>
+      <w:pPr>
+        <w:rPr>
+          <w:b/>
+          <w:bCs/>
+          <w:color w:val="EE0000"/>
+        </w:rPr>
+      </w:pPr>
+      <w:r>
+        <w:rPr>
+          <w:b/>
+          <w:bCs/>
+          <w:color w:val="EE0000"/>
+        </w:rPr>
+        <w:t>async配合await进行异步调用获取后端接口返回</w:t>
+      </w:r>
+    </w:p>
+    <w:p>
+      <w:pPr>
+        <w:rPr>
+          <w:b/>
+          <w:bCs/>
+          <w:color w:val="EE0000"/>
+        </w:rPr>
+      </w:pPr>
+      <w:r>
+        <w:rPr>
+          <w:noProof/>
+        </w:rPr>
+        <w:lastRenderedPageBreak/>
+        <w:drawing>
+          <wp:inline distT="0" distB="0" distL="0" distR="0" wp14:anchorId="58ACFEB8" wp14:editId="3CCCFE48">
+            <wp:extent cx="3810000" cy="2208662"/>
+            <wp:effectExtent l="0" t="0" r="0" b="1270"/>
+            <wp:docPr id="178135344" name="图片 1"/>
+            <wp:cNvGraphicFramePr>
+              <a:graphicFrameLocks xmlns:a="http://schemas.openxmlformats.org/drawingml/2006/main" noChangeAspect="1"/>
+            </wp:cNvGraphicFramePr>
+            <a:graphic xmlns:a="http://schemas.openxmlformats.org/drawingml/2006/main">
+              <a:graphicData uri="http://schemas.openxmlformats.org/drawingml/2006/picture">
+                <pic:pic xmlns:pic="http://schemas.openxmlformats.org/drawingml/2006/picture">
+                  <pic:nvPicPr>
+                    <pic:cNvPr id="178135344" name=""/>
+                    <pic:cNvPicPr/>
+                  </pic:nvPicPr>
+                  <pic:blipFill>
+                    <a:blip r:embed="rId8"/>
+                    <a:stretch>
+                      <a:fillRect/>
+                    </a:stretch>
+                  </pic:blipFill>
+                  <pic:spPr>
+                    <a:xfrm>
+                      <a:off x="0" y="0"/>
+                      <a:ext cx="3813100" cy="2210459"/>
+                    </a:xfrm>
+                    <a:prstGeom prst="rect">
+                      <a:avLst/>
+                    </a:prstGeom>
+                  </pic:spPr>
+                </pic:pic>
+              </a:graphicData>
+            </a:graphic>
+          </wp:inline>
+        </w:drawing>
+      </w:r>
+    </w:p>
+    <w:p>
+      <w:pPr>
+        <w:rPr>
+          <w:b/>
+          <w:bCs/>
+          <w:color w:val="EE0000"/>
+        </w:rPr>
+      </w:pPr>
+    </w:p>
+    <w:p>
+      <w:pPr>
+        <w:rPr>
+          <w:b/>
+          <w:bCs/>
+          <w:color w:val="EE0000"/>
+        </w:rPr>
+      </w:pPr>
+    </w:p>
+    <w:p>
+      <w:pPr>
+        <w:rPr>
+          <w:b/>
+          <w:bCs/>
+          <w:color w:val="EE0000"/>
+        </w:rPr>
+      </w:pPr>
+      <w:r>
+        <w:rPr>
+          <w:b/>
+          <w:bCs/>
+          <w:color w:val="EE0000"/>
+        </w:rPr>
+        <w:t>onMounted页面加载执行</w:t>
+      </w:r>
+    </w:p>
+    <w:p>
+      <w:pPr>
+        <w:rPr>
+          <w:b/>
+          <w:bCs/>
+          <w:color w:val="EE0000"/>
+        </w:rPr>
+      </w:pPr>
+    </w:p>
+    <w:p>
+      <w:pPr>
+        <w:rPr>
+          <w:b/>
+          <w:bCs/>
+          <w:color w:val="EE0000"/>
+        </w:rPr>
+      </w:pPr>
+    </w:p>
+    <w:p>
+      <w:pPr>
+        <w:rPr>
+          <w:b/>
+          <w:bCs/>
+          <w:color w:val="EE0000"/>
+        </w:rPr>
+      </w:pPr>
+      <w:r>
+        <w:rPr>
+          <w:b/>
+          <w:bCs/>
+          <w:color w:val="EE0000"/>
+        </w:rPr>
+        <w:t>vue前端响应式变量ref（）和reactive&lt;&gt;（）</w:t>
+      </w:r>
+    </w:p>
+    <w:p>
+      <w:pPr>
+        <w:rPr>
+          <w:b/>
+          <w:bCs/>
+          <w:color w:val="EE0000"/>
+        </w:rPr>
+      </w:pPr>
+      <w:r>
+        <w:rPr>
+          <w:noProof/>
+        </w:rPr>
+        <w:drawing>
+          <wp:inline distT="0" distB="0" distL="0" distR="0" wp14:anchorId="356C68E9" wp14:editId="4110CB18">
+            <wp:extent cx="3403600" cy="2873350"/>
+            <wp:effectExtent l="0" t="0" r="6350" b="3810"/>
+            <wp:docPr id="371663244" name="图片 2"/>
+            <wp:cNvGraphicFramePr>
+              <a:graphicFrameLocks xmlns:a="http://schemas.openxmlformats.org/drawingml/2006/main" noChangeAspect="1"/>
+            </wp:cNvGraphicFramePr>
+            <a:graphic xmlns:a="http://schemas.openxmlformats.org/drawingml/2006/main">
+              <a:graphicData uri="http://schemas.openxmlformats.org/drawingml/2006/picture">
+                <pic:pic xmlns:pic="http://schemas.openxmlformats.org/drawingml/2006/picture">
+                  <pic:nvPicPr>
+                    <pic:cNvPr id="0" name="Picture 3"/>
+                    <pic:cNvPicPr>
+                      <a:picLocks noChangeAspect="1" noChangeArrowheads="1"/>
+                    </pic:cNvPicPr>
+                  </pic:nvPicPr>
+                  <pic:blipFill>
+                    <a:blip r:embed="rId9" cstate="print">
+                      <a:extLst>
+                        <a:ext uri="{28A0092B-C50C-407E-A947-70E740481C1C}">
+                          <a14:useLocalDpi xmlns:a14="http://schemas.microsoft.com/office/drawing/2010/main" val="0"/>
+                        </a:ext>
+                      </a:extLst>
+                    </a:blip>
+                    <a:srcRect/>
+                    <a:stretch>
+                      <a:fillRect/>
+                    </a:stretch>
+                  </pic:blipFill>
+                  <pic:spPr bwMode="auto">
+                    <a:xfrm>
+                      <a:off x="0" y="0"/>
+                      <a:ext cx="3405883" cy="2875277"/>
+                    </a:xfrm>
+                    <a:prstGeom prst="rect">
+                      <a:avLst/>
+                    </a:prstGeom>
+                    <a:noFill/>
+                    <a:ln>
+                      <a:noFill/>
+                    </a:ln>
+                  </pic:spPr>
+                </pic:pic>
+              </a:graphicData>
+            </a:graphic>
+          </wp:inline>
+        </w:drawing>
+      </w:r>
+    </w:p>
+    <w:p>
+      <w:pPr>
+        <w:rPr>
+          <w:b/>
+          <w:bCs/>
+          <w:color w:val="EE0000"/>
+        </w:rPr>
+      </w:pPr>
+    </w:p>
+    <w:p>
+      <w:pPr>
+        <w:rPr>
+          <w:b/>
+          <w:bCs/>
+          <w:color w:val="EE0000"/>
+        </w:rPr>
+      </w:pPr>
+      <w:r>
+        <w:rPr>
+          <w:b/>
+          <w:bCs/>
+          <w:color w:val="EE0000"/>
+        </w:rPr>
+        <w:t>res.data.data.total ?? 0</w:t>
+      </w:r>
+    </w:p>
+    <w:p>
+      <w:pPr>
+        <w:rPr>
+          <w:b/>
+          <w:bCs/>
+          <w:color w:val="EE0000"/>
+        </w:rPr>
+      </w:pPr>
+      <w:r>
+        <w:rPr>
+          <w:rFonts w:hint="eastAsia"/>
+          <w:b/>
+          <w:bCs/>
+          <w:color w:val="EE0000"/>
+        </w:rPr>
+        <w:t>默认值取后边的</w:t>
+      </w:r>
+      <w:r>
+        <w:rPr>
+          <w:b/>
+          <w:bCs/>
+          <w:color w:val="EE0000"/>
+        </w:rPr>
+        <w:t>0</w:t>
+      </w:r>
+    </w:p>
+    <w:p>
+      <w:pPr>
+        <w:rPr>
+          <w:b/>
+          <w:bCs/>
+          <w:color w:val="EE0000"/>
+        </w:rPr>
+      </w:pPr>
+    </w:p>
+    <w:p>
+      <w:pPr>
+        <w:rPr>
+          <w:b/>
+          <w:bCs/>
+          <w:color w:val="EE0000"/>
+        </w:rPr>
+      </w:pPr>
+      <w:r>
+        <w:rPr>
+          <w:noProof/>
+        </w:rPr>
+        <w:lastRenderedPageBreak/>
+        <w:drawing>
+          <wp:inline distT="0" distB="0" distL="0" distR="0" wp14:anchorId="576C17FD" wp14:editId="76CD67B7">
+            <wp:extent cx="2832100" cy="3676343"/>
+            <wp:effectExtent l="0" t="0" r="6350" b="635"/>
+            <wp:docPr id="46139295" name="图片 3"/>
+            <wp:cNvGraphicFramePr>
+              <a:graphicFrameLocks xmlns:a="http://schemas.openxmlformats.org/drawingml/2006/main" noChangeAspect="1"/>
+            </wp:cNvGraphicFramePr>
+            <a:graphic xmlns:a="http://schemas.openxmlformats.org/drawingml/2006/main">
+              <a:graphicData uri="http://schemas.openxmlformats.org/drawingml/2006/picture">
+                <pic:pic xmlns:pic="http://schemas.openxmlformats.org/drawingml/2006/picture">
+                  <pic:nvPicPr>
+                    <pic:cNvPr id="0" name="Picture 5"/>
+                    <pic:cNvPicPr>
+                      <a:picLocks noChangeAspect="1" noChangeArrowheads="1"/>
+                    </pic:cNvPicPr>
+                  </pic:nvPicPr>
+                  <pic:blipFill>
+                    <a:blip r:embed="rId10" cstate="print">
+                      <a:extLst>
+                        <a:ext uri="{28A0092B-C50C-407E-A947-70E740481C1C}">
+                          <a14:useLocalDpi xmlns:a14="http://schemas.microsoft.com/office/drawing/2010/main" val="0"/>
+                        </a:ext>
+                      </a:extLst>
+                    </a:blip>
+                    <a:srcRect/>
+                    <a:stretch>
+                      <a:fillRect/>
+                    </a:stretch>
+                  </pic:blipFill>
+                  <pic:spPr bwMode="auto">
+                    <a:xfrm>
+                      <a:off x="0" y="0"/>
+                      <a:ext cx="2842653" cy="3690041"/>
+                    </a:xfrm>
+                    <a:prstGeom prst="rect">
+                      <a:avLst/>
+                    </a:prstGeom>
+                    <a:noFill/>
+                    <a:ln>
+                      <a:noFill/>
+                    </a:ln>
+                  </pic:spPr>
+                </pic:pic>
+              </a:graphicData>
+            </a:graphic>
+          </wp:inline>
+        </w:drawing>
+      </w:r>
+    </w:p>
+    <w:p>
+      <w:pPr>
+        <w:rPr>
+          <w:b/>
+          <w:bCs/>
+          <w:color w:val="EE0000"/>
+        </w:rPr>
+      </w:pPr>
+    </w:p>
+    <w:p>
+      <w:pPr>
+        <w:rPr>
+          <w:b/>
+          <w:bCs/>
+          <w:color w:val="EE0000"/>
+        </w:rPr>
+      </w:pPr>
+      <w:r>
+        <w:rPr>
+          <w:noProof/>
+        </w:rPr>
+        <w:drawing>
+          <wp:inline distT="0" distB="0" distL="0" distR="0" wp14:anchorId="3B5516F1" wp14:editId="14D97E42">
+            <wp:extent cx="4159250" cy="4802217"/>
+            <wp:effectExtent l="0" t="0" r="0" b="0"/>
+            <wp:docPr id="1912651501" name="图片 4"/>
+            <wp:cNvGraphicFramePr>
+              <a:graphicFrameLocks xmlns:a="http://schemas.openxmlformats.org/drawingml/2006/main" noChangeAspect="1"/>
+            </wp:cNvGraphicFramePr>
+            <a:graphic xmlns:a="http://schemas.openxmlformats.org/drawingml/2006/main">
+              <a:graphicData uri="http://schemas.openxmlformats.org/drawingml/2006/picture">
+                <pic:pic xmlns:pic="http://schemas.openxmlformats.org/drawingml/2006/picture">
+                  <pic:nvPicPr>
+                    <pic:cNvPr id="0" name="Picture 7"/>
+                    <pic:cNvPicPr>
+                      <a:picLocks noChangeAspect="1" noChangeArrowheads="1"/>
+                    </pic:cNvPicPr>
+                  </pic:nvPicPr>
+                  <pic:blipFill>
+                    <a:blip r:embed="rId11" cstate="print">
+                      <a:extLst>
+                        <a:ext uri="{28A0092B-C50C-407E-A947-70E740481C1C}">
+                          <a14:useLocalDpi xmlns:a14="http://schemas.microsoft.com/office/drawing/2010/main" val="0"/>
+                        </a:ext>
+                      </a:extLst>
+                    </a:blip>
+                    <a:srcRect/>
+                    <a:stretch>
+                      <a:fillRect/>
+                    </a:stretch>
+                  </pic:blipFill>
+                  <pic:spPr bwMode="auto">
+                    <a:xfrm>
+                      <a:off x="0" y="0"/>
+                      <a:ext cx="4165496" cy="4809429"/>
+                    </a:xfrm>
+                    <a:prstGeom prst="rect">
+                      <a:avLst/>
+                    </a:prstGeom>
+                    <a:noFill/>
+                    <a:ln>
+                      <a:noFill/>
+                    </a:ln>
+                  </pic:spPr>
+                </pic:pic>
+              </a:graphicData>
+            </a:graphic>
+          </wp:inline>
+        </w:drawing>
+      </w:r>
+    </w:p>
+    <w:p>
+      <w:pPr>
+        <w:rPr>
+          <w:b/>
+          <w:bCs/>
+          <w:color w:val="EE0000"/>
+        </w:rPr>
+      </w:pPr>
+      <w:r>
+        <w:rPr>
+          <w:b/>
+          <w:bCs/>
+          <w:color w:val="EE0000"/>
+        </w:rPr>
+        <w:lastRenderedPageBreak/>
+        <w:t>v-model</w:t>
+      </w:r>
+      <w:r>
+        <w:rPr>
+          <w:b/>
+          <w:bCs/>
+          <w:color w:val="EE0000"/>
+        </w:rPr>
+        <w:tab/>
+        <w:t>在表单元素上创建双向数据绑定</w:t>
+      </w:r>
+    </w:p>
+    <w:p>
+      <w:pPr>
+        <w:rPr>
+          <w:b/>
+          <w:bCs/>
+          <w:color w:val="EE0000"/>
+        </w:rPr>
+      </w:pPr>
+    </w:p>
+    <w:p>
+      <w:pPr>
+        <w:rPr>
+          <w:b/>
+          <w:bCs/>
+          <w:color w:val="EE0000"/>
+        </w:rPr>
+      </w:pPr>
+      <w:r>
+        <w:rPr>
+          <w:noProof/>
+        </w:rPr>
+        <w:drawing>
+          <wp:inline distT="0" distB="0" distL="0" distR="0" wp14:anchorId="7401339C" wp14:editId="4999404A">
+            <wp:extent cx="5274310" cy="1983105"/>
+            <wp:effectExtent l="0" t="0" r="2540" b="0"/>
+            <wp:docPr id="1211552283" name="图片 1"/>
+            <wp:cNvGraphicFramePr>
+              <a:graphicFrameLocks xmlns:a="http://schemas.openxmlformats.org/drawingml/2006/main" noChangeAspect="1"/>
+            </wp:cNvGraphicFramePr>
+            <a:graphic xmlns:a="http://schemas.openxmlformats.org/drawingml/2006/main">
+              <a:graphicData uri="http://schemas.openxmlformats.org/drawingml/2006/picture">
+                <pic:pic xmlns:pic="http://schemas.openxmlformats.org/drawingml/2006/picture">
+                  <pic:nvPicPr>
+                    <pic:cNvPr id="1211552283" name=""/>
+                    <pic:cNvPicPr/>
+                  </pic:nvPicPr>
+                  <pic:blipFill>
+                    <a:blip r:embed="rId12"/>
+                    <a:stretch>
+                      <a:fillRect/>
+                    </a:stretch>
+                  </pic:blipFill>
+                  <pic:spPr>
+                    <a:xfrm>
+                      <a:off x="0" y="0"/>
+                      <a:ext cx="5274310" cy="1983105"/>
+                    </a:xfrm>
+                    <a:prstGeom prst="rect">
+                      <a:avLst/>
+                    </a:prstGeom>
+                  </pic:spPr>
+                </pic:pic>
+              </a:graphicData>
+            </a:graphic>
+          </wp:inline>
+        </w:drawing>
+      </w:r>
+    </w:p>
+    <w:p>
+      <w:pPr>
+        <w:rPr>
+          <w:b/>
+          <w:bCs/>
+          <w:color w:val="EE0000"/>
+        </w:rPr>
+      </w:pPr>
+    </w:p>
+    <w:p>
+      <w:pPr>
+        <w:rPr>
+          <w:b/>
+          <w:bCs/>
+          <w:color w:val="EE0000"/>
+        </w:rPr>
+      </w:pPr>
+    </w:p>
+    <w:p>
+      <w:pPr>
+        <w:rPr>
+          <w:b/>
+          <w:bCs/>
+          <w:color w:val="EE0000"/>
+        </w:rPr>
+      </w:pPr>
+    </w:p>
+    <w:p>
+      <w:pPr>
+        <w:rPr>
+          <w:b/>
+          <w:bCs/>
+          <w:color w:val="EE0000"/>
+        </w:rPr>
+      </w:pPr>
+    </w:p>
+    <w:p>
+      <w:pPr>
+        <w:rPr>
+          <w:b/>
+          <w:bCs/>
+          <w:color w:val="EE0000"/>
+        </w:rPr>
+      </w:pPr>
+    </w:p>
+    <w:p>
+      <w:pPr>
+        <w:rPr>
+          <w:b/>
+          <w:bCs/>
+          <w:color w:val="EE0000"/>
+        </w:rPr>
+      </w:pPr>
+      <w:r>
+        <w:rPr>
+          <w:b/>
+          <w:bCs/>
+          <w:color w:val="EE0000"/>
+        </w:rPr>
+        <w:t>C</w:t>
+      </w:r>
+      <w:r>
+        <w:rPr>
+          <w:rFonts w:hint="eastAsia"/>
+          <w:b/>
+          <w:bCs/>
+          <w:color w:val="EE0000"/>
+        </w:rPr>
+        <w:t>omputed可用于页面动态属性计算</w:t>
+      </w:r>
+      <w:r>
+        <w:rPr>
+          <w:rFonts w:hint="eastAsia"/>
+          <w:b/>
+          <w:bCs/>
+        </w:rPr>
+        <w:t>（</w:t>
+      </w:r>
+      <w:r>
+        <w:rPr>
+          <w:rFonts w:hint="eastAsia"/>
+          <w:b/>
+          <w:bCs/>
+        </w:rPr>
+        <w:t>可用于确保属性值时刻更新</w:t>
+      </w:r>
+      <w:r>
+        <w:rPr>
+          <w:rFonts w:hint="eastAsia"/>
+          <w:b/>
+          <w:bCs/>
+        </w:rPr>
+        <w:t>）</w:t>
+      </w:r>
+    </w:p>
+    <w:p>
+      <w:pPr>
+        <w:rPr>
+          <w:b/>
+          <w:bCs/>
+          <w:color w:val="EE0000"/>
+        </w:rPr>
+      </w:pPr>
+    </w:p>
+    <w:p>
+      <w:pPr>
+        <w:rPr>
+          <w:b/>
+          <w:bCs/>
+          <w:color w:val="EE0000"/>
+        </w:rPr>
+      </w:pPr>
+      <w:r>
+        <w:rPr>
+          <w:noProof/>
+        </w:rPr>
+        <w:drawing>
+          <wp:inline distT="0" distB="0" distL="0" distR="0" wp14:anchorId="5751DD5B" wp14:editId="7AA5C718">
+            <wp:extent cx="4508732" cy="2648086"/>
+            <wp:effectExtent l="0" t="0" r="6350" b="0"/>
+            <wp:docPr id="623487499" name="图片 1"/>
+            <wp:cNvGraphicFramePr>
+              <a:graphicFrameLocks xmlns:a="http://schemas.openxmlformats.org/drawingml/2006/main" noChangeAspect="1"/>
+            </wp:cNvGraphicFramePr>
+            <a:graphic xmlns:a="http://schemas.openxmlformats.org/drawingml/2006/main">
+              <a:graphicData uri="http://schemas.openxmlformats.org/drawingml/2006/picture">
+                <pic:pic xmlns:pic="http://schemas.openxmlformats.org/drawingml/2006/picture">
+                  <pic:nvPicPr>
+                    <pic:cNvPr id="623487499" name=""/>
+                    <pic:cNvPicPr/>
+                  </pic:nvPicPr>
+                  <pic:blipFill>
+                    <a:blip r:embed="rId13"/>
+                    <a:stretch>
+                      <a:fillRect/>
+                    </a:stretch>
+                  </pic:blipFill>
+                  <pic:spPr>
+                    <a:xfrm>
+                      <a:off x="0" y="0"/>
+                      <a:ext cx="4508732" cy="2648086"/>
+                    </a:xfrm>
+                    <a:prstGeom prst="rect">
+                      <a:avLst/>
+                    </a:prstGeom>
+                  </pic:spPr>
+                </pic:pic>
+              </a:graphicData>
+            </a:graphic>
+          </wp:inline>
+        </w:drawing>
+      </w:r>
+    </w:p>
+    <w:p>
+      <w:pPr>
+        <w:rPr>
+          <w:b/>
+          <w:bCs/>
+          <w:color w:val="EE0000"/>
+        </w:rPr>
+      </w:pPr>
+    </w:p>
+    <w:p>
+      <w:pPr>
+        <w:rPr>
+          <w:b/>
+          <w:bCs/>
+          <w:color w:val="EE0000"/>
+        </w:rPr>
+      </w:pPr>
+      <w:r>
+        <w:rPr>
+          <w:rFonts w:hint="eastAsia"/>
+          <w:b/>
+          <w:bCs/>
+          <w:color w:val="EE0000"/>
+        </w:rPr>
+        <w:t>对图片文件校验可以使用Head请求获取URL对应文件的元信息（如文件大小、格式等）。Head请求仅返回HTTP响应头信息，而不会下载文件内容。</w:t>
+      </w:r>
+    </w:p>
+    <w:p>
+      <w:pPr>
+        <w:rPr>
+          <w:b/>
+          <w:bCs/>
+          <w:color w:val="EE0000"/>
+        </w:rPr>
+      </w:pPr>
+    </w:p>
+    <w:p>
+      <w:pPr>
+        <w:rPr>
+          <w:b/>
+          <w:bCs/>
+          <w:color w:val="EE0000"/>
+        </w:rPr>
+      </w:pPr>
+    </w:p>
+    <w:p>
+      <w:pPr>
+        <w:rPr>
+          <w:b/>
+          <w:bCs/>
+          <w:color w:val="EE0000"/>
+        </w:rPr>
+      </w:pPr>
+    </w:p>
+    <w:p>
+      <w:pPr>
+        <w:rPr>
+          <w:b/>
+          <w:bCs/>
+          <w:color w:val="EE0000"/>
+        </w:rPr>
+      </w:pPr>
+    </w:p>
+    <w:p>
+      <w:pPr>
+        <w:rPr>
+          <w:b/>
+          <w:bCs/>
+          <w:color w:val="EE0000"/>
+        </w:rPr>
+      </w:pPr>
+    </w:p>
+    <w:p>
+      <w:pPr>
+        <w:rPr>
+          <w:b/>
+          <w:bCs/>
+          <w:color w:val="EE0000"/>
+        </w:rPr>
+      </w:pPr>
+    </w:p>
+    <w:p>
+      <w:pPr>
+        <w:rPr>
+          <w:b/>
+          <w:bCs/>
+          <w:color w:val="EE0000"/>
+        </w:rPr>
+      </w:pPr>
+    </w:p>
+    <w:p>
+      <w:pPr>
+        <w:rPr>
+          <w:rFonts w:hint="eastAsia"/>
+          <w:b/>
+          <w:bCs/>
+          <w:color w:val="EE0000"/>
+        </w:rPr>
+      </w:pPr>
+      <w:r>
+        <w:rPr>
+          <w:rFonts w:hint="eastAsia"/>
+          <w:b/>
+          <w:bCs/>
+          <w:color w:val="EE0000"/>
+        </w:rPr>
+        <w:lastRenderedPageBreak/>
+        <w:t>ECharts数据可视化组件</w:t>
+      </w:r>
+    </w:p>
+    <w:p>
+      <w:pPr>
+        <w:rPr>
+          <w:rFonts w:hint="eastAsia"/>
+          <w:b/>
+          <w:bCs/>
+          <w:color w:val="EE0000"/>
+        </w:rPr>
+      </w:pPr>
+      <w:r>
+        <w:rPr>
+          <w:noProof/>
+        </w:rPr>
+        <w:drawing>
+          <wp:inline distT="0" distB="0" distL="0" distR="0" wp14:anchorId="2DAEE401" wp14:editId="7BD4FF57">
+            <wp:extent cx="5274310" cy="3074670"/>
+            <wp:effectExtent l="0" t="0" r="2540" b="0"/>
+            <wp:docPr id="710166263" name="图片 1"/>
+            <wp:cNvGraphicFramePr>
+              <a:graphicFrameLocks xmlns:a="http://schemas.openxmlformats.org/drawingml/2006/main" noChangeAspect="1"/>
+            </wp:cNvGraphicFramePr>
+            <a:graphic xmlns:a="http://schemas.openxmlformats.org/drawingml/2006/main">
+              <a:graphicData uri="http://schemas.openxmlformats.org/drawingml/2006/picture">
+                <pic:pic xmlns:pic="http://schemas.openxmlformats.org/drawingml/2006/picture">
+                  <pic:nvPicPr>
+                    <pic:cNvPr id="710166263" name=""/>
+                    <pic:cNvPicPr/>
+                  </pic:nvPicPr>
+                  <pic:blipFill>
+                    <a:blip r:embed="rId14"/>
+                    <a:stretch>
+                      <a:fillRect/>
+                    </a:stretch>
+                  </pic:blipFill>
+                  <pic:spPr>
+                    <a:xfrm>
+                      <a:off x="0" y="0"/>
+                      <a:ext cx="5274310" cy="3074670"/>
+                    </a:xfrm>
+                    <a:prstGeom prst="rect">
+                      <a:avLst/>
+                    </a:prstGeom>
+                  </pic:spPr>
+                </pic:pic>
+              </a:graphicData>
+            </a:graphic>
+          </wp:inline>
+        </w:drawing>
+      </w:r>
     </w:p>
     <w:sectPr>
       <w:pgSz w:w="11906" w:h="16838"/>
@@ -78,6 +979,44 @@
     </w:sectPr>
   </w:body>
 </w:document>
+</file>
+
+<file path=word/endnotes.xml><?xml version="1.0" encoding="utf-8"?>
+<w:endnotes xmlns:wpc="http://schemas.microsoft.com/office/word/2010/wordprocessingCanvas" xmlns:cx="http://schemas.microsoft.com/office/drawing/2014/chartex" xmlns:cx1="http://schemas.microsoft.com/office/drawing/2015/9/8/chartex" xmlns:cx2="http://schemas.microsoft.com/office/drawing/2015/10/21/chartex" xmlns:cx3="http://schemas.microsoft.com/office/drawing/2016/5/9/chartex" xmlns:cx4="http://schemas.microsoft.com/office/drawing/2016/5/10/chartex" xmlns:cx5="http://schemas.microsoft.com/office/drawing/2016/5/11/chartex" xmlns:cx6="http://schemas.microsoft.com/office/drawing/2016/5/12/chartex" xmlns:cx7="http://schemas.microsoft.com/office/drawing/2016/5/13/chartex" xmlns:cx8="http://schemas.microsoft.com/office/drawing/2016/5/14/chartex" xmlns:mc="http://schemas.openxmlformats.org/markup-compatibility/2006" xmlns:aink="http://schemas.microsoft.com/office/drawing/2016/ink" xmlns:am3d="http://schemas.microsoft.com/office/drawing/2017/model3d" xmlns:o="urn:schemas-microsoft-com:office:office" xmlns:oel="http://schemas.microsoft.com/office/2019/extlst" xmlns:r="http://schemas.openxmlformats.org/officeDocument/2006/relationships" xmlns:m="http://schemas.openxmlformats.org/officeDocument/2006/math" xmlns:v="urn:schemas-microsoft-com:vml" xmlns:wp14="http://schemas.microsoft.com/office/word/2010/wordprocessingDrawing" xmlns:wp="http://schemas.openxmlformats.org/drawingml/2006/wordprocessingDrawing" xmlns:w10="urn:schemas-microsoft-com:office:word" xmlns:w="http://schemas.openxmlformats.org/wordprocessingml/2006/main" xmlns:w14="http://schemas.microsoft.com/office/word/2010/wordml" xmlns:w15="http://schemas.microsoft.com/office/word/2012/wordml" xmlns:w16cex="http://schemas.microsoft.com/office/word/2018/wordml/cex" xmlns:w16cid="http://schemas.microsoft.com/office/word/2016/wordml/cid" xmlns:w16="http://schemas.microsoft.com/office/word/2018/wordml" xmlns:w16du="http://schemas.microsoft.com/office/word/2023/wordml/word16du" xmlns:w16sdtdh="http://schemas.microsoft.com/office/word/2020/wordml/sdtdatahash" xmlns:w16sdtfl="http://schemas.microsoft.com/office/word/2024/wordml/sdtformatlock" xmlns:w16se="http://schemas.microsoft.com/office/word/2015/wordml/symex" xmlns:wpg="http://schemas.microsoft.com/office/word/2010/wordprocessingGroup" xmlns:wpi="http://schemas.microsoft.com/office/word/2010/wordprocessingInk" xmlns:wne="http://schemas.microsoft.com/office/word/2006/wordml" xmlns:wps="http://schemas.microsoft.com/office/word/2010/wordprocessingShape" mc:Ignorable="w14 w15 w16se w16cid w16 w16cex w16sdtdh w16sdtfl w16du wp14">
+  <w:endnote w:type="separator" w:id="-1">
+    <w:p>
+      <w:r>
+        <w:separator/>
+      </w:r>
+    </w:p>
+  </w:endnote>
+  <w:endnote w:type="continuationSeparator" w:id="0">
+    <w:p>
+      <w:r>
+        <w:continuationSeparator/>
+      </w:r>
+    </w:p>
+  </w:endnote>
+</w:endnotes>
+</file>
+
+<file path=word/footnotes.xml><?xml version="1.0" encoding="utf-8"?>
+<w:footnotes xmlns:wpc="http://schemas.microsoft.com/office/word/2010/wordprocessingCanvas" xmlns:cx="http://schemas.microsoft.com/office/drawing/2014/chartex" xmlns:cx1="http://schemas.microsoft.com/office/drawing/2015/9/8/chartex" xmlns:cx2="http://schemas.microsoft.com/office/drawing/2015/10/21/chartex" xmlns:cx3="http://schemas.microsoft.com/office/drawing/2016/5/9/chartex" xmlns:cx4="http://schemas.microsoft.com/office/drawing/2016/5/10/chartex" xmlns:cx5="http://schemas.microsoft.com/office/drawing/2016/5/11/chartex" xmlns:cx6="http://schemas.microsoft.com/office/drawing/2016/5/12/chartex" xmlns:cx7="http://schemas.microsoft.com/office/drawing/2016/5/13/chartex" xmlns:cx8="http://schemas.microsoft.com/office/drawing/2016/5/14/chartex" xmlns:mc="http://schemas.openxmlformats.org/markup-compatibility/2006" xmlns:aink="http://schemas.microsoft.com/office/drawing/2016/ink" xmlns:am3d="http://schemas.microsoft.com/office/drawing/2017/model3d" xmlns:o="urn:schemas-microsoft-com:office:office" xmlns:oel="http://schemas.microsoft.com/office/2019/extlst" xmlns:r="http://schemas.openxmlformats.org/officeDocument/2006/relationships" xmlns:m="http://schemas.openxmlformats.org/officeDocument/2006/math" xmlns:v="urn:schemas-microsoft-com:vml" xmlns:wp14="http://schemas.microsoft.com/office/word/2010/wordprocessingDrawing" xmlns:wp="http://schemas.openxmlformats.org/drawingml/2006/wordprocessingDrawing" xmlns:w10="urn:schemas-microsoft-com:office:word" xmlns:w="http://schemas.openxmlformats.org/wordprocessingml/2006/main" xmlns:w14="http://schemas.microsoft.com/office/word/2010/wordml" xmlns:w15="http://schemas.microsoft.com/office/word/2012/wordml" xmlns:w16cex="http://schemas.microsoft.com/office/word/2018/wordml/cex" xmlns:w16cid="http://schemas.microsoft.com/office/word/2016/wordml/cid" xmlns:w16="http://schemas.microsoft.com/office/word/2018/wordml" xmlns:w16du="http://schemas.microsoft.com/office/word/2023/wordml/word16du" xmlns:w16sdtdh="http://schemas.microsoft.com/office/word/2020/wordml/sdtdatahash" xmlns:w16sdtfl="http://schemas.microsoft.com/office/word/2024/wordml/sdtformatlock" xmlns:w16se="http://schemas.microsoft.com/office/word/2015/wordml/symex" xmlns:wpg="http://schemas.microsoft.com/office/word/2010/wordprocessingGroup" xmlns:wpi="http://schemas.microsoft.com/office/word/2010/wordprocessingInk" xmlns:wne="http://schemas.microsoft.com/office/word/2006/wordml" xmlns:wps="http://schemas.microsoft.com/office/word/2010/wordprocessingShape" mc:Ignorable="w14 w15 w16se w16cid w16 w16cex w16sdtdh w16sdtfl w16du wp14">
+  <w:footnote w:type="separator" w:id="-1">
+    <w:p>
+      <w:r>
+        <w:separator/>
+      </w:r>
+    </w:p>
+  </w:footnote>
+  <w:footnote w:type="continuationSeparator" w:id="0">
+    <w:p>
+      <w:r>
+        <w:continuationSeparator/>
+      </w:r>
+    </w:p>
+  </w:footnote>
+</w:footnotes>
 </file>
 
 <file path=word/styles.xml><?xml version="1.0" encoding="utf-8"?>
@@ -1002,6 +1941,91 @@
       <w:spacing w:val="5"/>
     </w:rPr>
   </w:style>
+  <w:style w:type="paragraph" w:styleId="ae">
+    <w:name w:val="header"/>
+    <w:basedOn w:val="a"/>
+    <w:link w:val="af"/>
+    <w:uiPriority w:val="99"/>
+    <w:unhideWhenUsed/>
+    <w:rsid w:val="001B3B5A"/>
+    <w:pPr>
+      <w:tabs>
+        <w:tab w:val="center" w:pos="4153"/>
+        <w:tab w:val="right" w:pos="8306"/>
+      </w:tabs>
+      <w:snapToGrid w:val="0"/>
+      <w:jc w:val="center"/>
+    </w:pPr>
+    <w:rPr>
+      <w:sz w:val="18"/>
+      <w:szCs w:val="18"/>
+    </w:rPr>
+  </w:style>
+  <w:style w:type="character" w:customStyle="1" w:styleId="af">
+    <w:name w:val="页眉 字符"/>
+    <w:basedOn w:val="a0"/>
+    <w:link w:val="ae"/>
+    <w:uiPriority w:val="99"/>
+    <w:rsid w:val="001B3B5A"/>
+    <w:rPr>
+      <w:sz w:val="18"/>
+      <w:szCs w:val="18"/>
+    </w:rPr>
+  </w:style>
+  <w:style w:type="paragraph" w:styleId="af0">
+    <w:name w:val="footer"/>
+    <w:basedOn w:val="a"/>
+    <w:link w:val="af1"/>
+    <w:uiPriority w:val="99"/>
+    <w:unhideWhenUsed/>
+    <w:rsid w:val="001B3B5A"/>
+    <w:pPr>
+      <w:tabs>
+        <w:tab w:val="center" w:pos="4153"/>
+        <w:tab w:val="right" w:pos="8306"/>
+      </w:tabs>
+      <w:snapToGrid w:val="0"/>
+      <w:jc w:val="left"/>
+    </w:pPr>
+    <w:rPr>
+      <w:sz w:val="18"/>
+      <w:szCs w:val="18"/>
+    </w:rPr>
+  </w:style>
+  <w:style w:type="character" w:customStyle="1" w:styleId="af1">
+    <w:name w:val="页脚 字符"/>
+    <w:basedOn w:val="a0"/>
+    <w:link w:val="af0"/>
+    <w:uiPriority w:val="99"/>
+    <w:rsid w:val="001B3B5A"/>
+    <w:rPr>
+      <w:sz w:val="18"/>
+      <w:szCs w:val="18"/>
+    </w:rPr>
+  </w:style>
+  <w:style w:type="character" w:styleId="af2">
+    <w:name w:val="Hyperlink"/>
+    <w:basedOn w:val="a0"/>
+    <w:uiPriority w:val="99"/>
+    <w:unhideWhenUsed/>
+    <w:rsid w:val="001B3B5A"/>
+    <w:rPr>
+      <w:color w:val="0563C1" w:themeColor="hyperlink"/>
+      <w:u w:val="single"/>
+    </w:rPr>
+  </w:style>
+  <w:style w:type="character" w:styleId="af3">
+    <w:name w:val="Unresolved Mention"/>
+    <w:basedOn w:val="a0"/>
+    <w:uiPriority w:val="99"/>
+    <w:semiHidden/>
+    <w:unhideWhenUsed/>
+    <w:rsid w:val="001B3B5A"/>
+    <w:rPr>
+      <w:color w:val="605E5C"/>
+      <w:shd w:val="clear" w:color="auto" w:fill="E1DFDD"/>
+    </w:rPr>
+  </w:style>
 </w:styles>
 </file>
 
